--- a/lab/반도체_메모리_리포트_2026-07-22.docx
+++ b/lab/반도체_메모리_리포트_2026-07-22.docx
@@ -937,7 +937,64 @@
           <w:sz w:val="22"/>
           <w:szCs w:val="22"/>
         </w:rPr>
-        <w:t xml:space="preserve">그런데 같은 회사의 연간 이익률을 보면 이 숫자가 어떤 의미인지 드러납니다.</w:t>
+        <w:t xml:space="preserve">그런데 같은 회사의 17년치 연간 이익률을 보면 이 숫자가 어떤 의미인지 드러납니다.</w:t>
+      </w:r>
+    </w:p>
+    <w:p>
+      <w:pPr>
+        <w:spacing w:after="120" w:line="300"/>
+        <w:ind w:left="360"/>
+      </w:pPr>
+      <w:r>
+        <w:rPr>
+          <w:rFonts w:ascii="맑은 고딕" w:cs="맑은 고딕" w:eastAsia="맑은 고딕" w:hAnsi="맑은 고딕"/>
+          <w:b w:val="false"/>
+          <w:bCs w:val="false"/>
+          <w:sz w:val="22"/>
+          <w:szCs w:val="22"/>
+        </w:rPr>
+        <w:t xml:space="preserve">아래는 미국 증권거래위원회 공시 원본에서 직접 뽑은 것입니다. 언론 인용이 아닙니다.</w:t>
+      </w:r>
+    </w:p>
+    <w:p>
+      <w:pPr>
+        <w:spacing w:after="0"/>
+      </w:pPr>
+      <w:r>
+        <w:rPr>
+          <w:rFonts w:ascii="맑은 고딕" w:cs="맑은 고딕" w:eastAsia="맑은 고딕" w:hAnsi="맑은 고딕"/>
+          <w:sz w:val="22"/>
+          <w:szCs w:val="22"/>
+        </w:rPr>
+        <w:t xml:space="preserve"/>
+      </w:r>
+    </w:p>
+    <w:p>
+      <w:pPr>
+        <w:spacing w:after="80" w:line="300"/>
+        <w:ind w:left="360"/>
+      </w:pPr>
+      <w:r>
+        <w:rPr>
+          <w:rFonts w:ascii="맑은 고딕" w:cs="맑은 고딕" w:eastAsia="맑은 고딕" w:hAnsi="맑은 고딕"/>
+          <w:sz w:val="22"/>
+          <w:szCs w:val="22"/>
+        </w:rPr>
+        <w:t xml:space="preserve">2009 회계연도   마이너스 9.2퍼센트 (적자)</w:t>
+      </w:r>
+    </w:p>
+    <w:p>
+      <w:pPr>
+        <w:spacing w:after="80" w:line="300"/>
+        <w:ind w:left="360"/>
+      </w:pPr>
+      <w:r>
+        <w:rPr>
+          <w:rFonts w:ascii="맑은 고딕" w:cs="맑은 고딕" w:eastAsia="맑은 고딕" w:hAnsi="맑은 고딕"/>
+          <w:sz w:val="22"/>
+          <w:szCs w:val="22"/>
+        </w:rPr>
+        <w:t xml:space="preserve">2018 회계연도   58.9퍼센트   ← 17년 중 최고</w:t>
       </w:r>
     </w:p>
     <w:p>
@@ -998,45 +1055,88 @@
     </w:p>
     <w:p>
       <w:pPr>
-        <w:spacing w:after="0"/>
-      </w:pPr>
-      <w:r>
-        <w:rPr>
-          <w:rFonts w:ascii="맑은 고딕" w:cs="맑은 고딕" w:eastAsia="맑은 고딕" w:hAnsi="맑은 고딕"/>
-          <w:sz w:val="22"/>
-          <w:szCs w:val="22"/>
-        </w:rPr>
-        <w:t xml:space="preserve"/>
-      </w:r>
-    </w:p>
-    <w:p>
-      <w:pPr>
-        <w:spacing w:after="120" w:line="300"/>
-      </w:pPr>
-      <w:r>
-        <w:rPr>
-          <w:rFonts w:ascii="맑은 고딕" w:cs="맑은 고딕" w:eastAsia="맑은 고딕" w:hAnsi="맑은 고딕"/>
-          <w:b w:val="false"/>
-          <w:bCs w:val="false"/>
-          <w:sz w:val="22"/>
-          <w:szCs w:val="22"/>
-        </w:rPr>
-        <w:t xml:space="preserve">불과 3년 전에는 적자였습니다. 그리고 직전 호황기였던 2018년의 이익률 정점은 59퍼센트였습니다.</w:t>
-      </w:r>
-    </w:p>
-    <w:p>
-      <w:pPr>
-        <w:spacing w:after="120" w:line="300"/>
-      </w:pPr>
-      <w:r>
-        <w:rPr>
-          <w:rFonts w:ascii="맑은 고딕" w:cs="맑은 고딕" w:eastAsia="맑은 고딕" w:hAnsi="맑은 고딕"/>
-          <w:b w:val="false"/>
-          <w:bCs w:val="false"/>
-          <w:sz w:val="22"/>
-          <w:szCs w:val="22"/>
-        </w:rPr>
-        <w:t xml:space="preserve">지금의 84.6퍼센트는 과거 어느 호황기 정점보다도 25퍼센트포인트 이상 높습니다. 이것이 이 리포트에서 가장 중요한 숫자입니다.</w:t>
+        <w:spacing w:after="80" w:line="300"/>
+        <w:ind w:left="360"/>
+      </w:pPr>
+      <w:r>
+        <w:rPr>
+          <w:rFonts w:ascii="맑은 고딕" w:cs="맑은 고딕" w:eastAsia="맑은 고딕" w:hAnsi="맑은 고딕"/>
+          <w:sz w:val="22"/>
+          <w:szCs w:val="22"/>
+        </w:rPr>
+        <w:t xml:space="preserve">17년 중앙값     32.0퍼센트</w:t>
+      </w:r>
+    </w:p>
+    <w:p>
+      <w:pPr>
+        <w:spacing w:after="0"/>
+      </w:pPr>
+      <w:r>
+        <w:rPr>
+          <w:rFonts w:ascii="맑은 고딕" w:cs="맑은 고딕" w:eastAsia="맑은 고딕" w:hAnsi="맑은 고딕"/>
+          <w:sz w:val="22"/>
+          <w:szCs w:val="22"/>
+        </w:rPr>
+        <w:t xml:space="preserve"/>
+      </w:r>
+    </w:p>
+    <w:p>
+      <w:pPr>
+        <w:spacing w:after="120" w:line="300"/>
+      </w:pPr>
+      <w:r>
+        <w:rPr>
+          <w:rFonts w:ascii="맑은 고딕" w:cs="맑은 고딕" w:eastAsia="맑은 고딕" w:hAnsi="맑은 고딕"/>
+          <w:b w:val="false"/>
+          <w:bCs w:val="false"/>
+          <w:sz w:val="22"/>
+          <w:szCs w:val="22"/>
+        </w:rPr>
+        <w:t xml:space="preserve">17년 동안 적자가 두 번 있었습니다. 그리고 가장 좋았던 해가 58.9퍼센트입니다.</w:t>
+      </w:r>
+    </w:p>
+    <w:p>
+      <w:pPr>
+        <w:spacing w:after="120" w:line="300"/>
+      </w:pPr>
+      <w:r>
+        <w:rPr>
+          <w:rFonts w:ascii="맑은 고딕" w:cs="맑은 고딕" w:eastAsia="맑은 고딕" w:hAnsi="맑은 고딕"/>
+          <w:b/>
+          <w:bCs/>
+          <w:sz w:val="22"/>
+          <w:szCs w:val="22"/>
+        </w:rPr>
+        <w:t xml:space="preserve">지금의 84.6퍼센트는 17년 통틀어 가장 높은 해보다도 25.7퍼센트포인트 위이고, 백분위로는 100입니다. 즉 이 회사 역사에 이런 이익률은 한 번도 없었습니다. 이것이 이 리포트에서 가장 중요한 숫자입니다.</w:t>
+      </w:r>
+    </w:p>
+    <w:p>
+      <w:pPr>
+        <w:spacing w:after="0"/>
+      </w:pPr>
+      <w:r>
+        <w:rPr>
+          <w:rFonts w:ascii="맑은 고딕" w:cs="맑은 고딕" w:eastAsia="맑은 고딕" w:hAnsi="맑은 고딕"/>
+          <w:sz w:val="22"/>
+          <w:szCs w:val="22"/>
+        </w:rPr>
+        <w:t xml:space="preserve"/>
+      </w:r>
+    </w:p>
+    <w:p>
+      <w:pPr>
+        <w:spacing w:after="120" w:line="300"/>
+        <w:ind w:left="360"/>
+      </w:pPr>
+      <w:r>
+        <w:rPr>
+          <w:rFonts w:ascii="맑은 고딕" w:cs="맑은 고딕" w:eastAsia="맑은 고딕" w:hAnsi="맑은 고딕"/>
+          <w:b w:val="false"/>
+          <w:bCs w:val="false"/>
+          <w:sz w:val="22"/>
+          <w:szCs w:val="22"/>
+        </w:rPr>
+        <w:t xml:space="preserve">처음 이 리포트를 쓸 때는 '직전 정점 59퍼센트'를 언론 기사에서 인용했습니다. 이후 공시 원본으로 직접 계산해 58.9퍼센트로 확인했습니다. 값은 맞았지만, 이제는 인용이 아니라 우리가 잰 숫자입니다.</w:t>
       </w:r>
     </w:p>
     <w:p>
@@ -1182,6 +1282,189 @@
           <w:sz w:val="22"/>
           <w:szCs w:val="22"/>
         </w:rPr>
+        <w:t xml:space="preserve">여기에 이 리포트를 처음 쓴 뒤 새로 측정한 것이 있습니다.</w:t>
+      </w:r>
+    </w:p>
+    <w:p>
+      <w:pPr>
+        <w:spacing w:after="120" w:line="300"/>
+      </w:pPr>
+      <w:r>
+        <w:rPr>
+          <w:rFonts w:ascii="맑은 고딕" w:cs="맑은 고딕" w:eastAsia="맑은 고딕" w:hAnsi="맑은 고딕"/>
+          <w:b w:val="false"/>
+          <w:bCs w:val="false"/>
+          <w:sz w:val="22"/>
+          <w:szCs w:val="22"/>
+        </w:rPr>
+        <w:t xml:space="preserve">애널리스트들이 마이크론의 내년 이익 전망치를 어떻게 바꿔왔는지 추적해 봤습니다.</w:t>
+      </w:r>
+    </w:p>
+    <w:p>
+      <w:pPr>
+        <w:spacing w:after="0"/>
+      </w:pPr>
+      <w:r>
+        <w:rPr>
+          <w:rFonts w:ascii="맑은 고딕" w:cs="맑은 고딕" w:eastAsia="맑은 고딕" w:hAnsi="맑은 고딕"/>
+          <w:sz w:val="22"/>
+          <w:szCs w:val="22"/>
+        </w:rPr>
+        <w:t xml:space="preserve"/>
+      </w:r>
+    </w:p>
+    <w:p>
+      <w:pPr>
+        <w:spacing w:after="80" w:line="300"/>
+        <w:ind w:left="360"/>
+      </w:pPr>
+      <w:r>
+        <w:rPr>
+          <w:rFonts w:ascii="맑은 고딕" w:cs="맑은 고딕" w:eastAsia="맑은 고딕" w:hAnsi="맑은 고딕"/>
+          <w:sz w:val="22"/>
+          <w:szCs w:val="22"/>
+        </w:rPr>
+        <w:t xml:space="preserve">90일 전 예상    주당 100.53달러</w:t>
+      </w:r>
+    </w:p>
+    <w:p>
+      <w:pPr>
+        <w:spacing w:after="80" w:line="300"/>
+        <w:ind w:left="360"/>
+      </w:pPr>
+      <w:r>
+        <w:rPr>
+          <w:rFonts w:ascii="맑은 고딕" w:cs="맑은 고딕" w:eastAsia="맑은 고딕" w:hAnsi="맑은 고딕"/>
+          <w:sz w:val="22"/>
+          <w:szCs w:val="22"/>
+        </w:rPr>
+        <w:t xml:space="preserve">60일 전         102.72달러</w:t>
+      </w:r>
+    </w:p>
+    <w:p>
+      <w:pPr>
+        <w:spacing w:after="80" w:line="300"/>
+        <w:ind w:left="360"/>
+      </w:pPr>
+      <w:r>
+        <w:rPr>
+          <w:rFonts w:ascii="맑은 고딕" w:cs="맑은 고딕" w:eastAsia="맑은 고딕" w:hAnsi="맑은 고딕"/>
+          <w:sz w:val="22"/>
+          <w:szCs w:val="22"/>
+        </w:rPr>
+        <w:t xml:space="preserve">30일 전         117.95달러</w:t>
+      </w:r>
+    </w:p>
+    <w:p>
+      <w:pPr>
+        <w:spacing w:after="80" w:line="300"/>
+        <w:ind w:left="360"/>
+      </w:pPr>
+      <w:r>
+        <w:rPr>
+          <w:rFonts w:ascii="맑은 고딕" w:cs="맑은 고딕" w:eastAsia="맑은 고딕" w:hAnsi="맑은 고딕"/>
+          <w:sz w:val="22"/>
+          <w:szCs w:val="22"/>
+        </w:rPr>
+        <w:t xml:space="preserve">현재            150.91달러</w:t>
+      </w:r>
+    </w:p>
+    <w:p>
+      <w:pPr>
+        <w:spacing w:after="80" w:line="300"/>
+        <w:ind w:left="360"/>
+      </w:pPr>
+      <w:r>
+        <w:rPr>
+          <w:rFonts w:ascii="맑은 고딕" w:cs="맑은 고딕" w:eastAsia="맑은 고딕" w:hAnsi="맑은 고딕"/>
+          <w:sz w:val="22"/>
+          <w:szCs w:val="22"/>
+        </w:rPr>
+        <w:t xml:space="preserve">90일 만에 50.1퍼센트 상향</w:t>
+      </w:r>
+    </w:p>
+    <w:p>
+      <w:pPr>
+        <w:spacing w:after="80" w:line="300"/>
+        <w:ind w:left="360"/>
+      </w:pPr>
+      <w:r>
+        <w:rPr>
+          <w:rFonts w:ascii="맑은 고딕" w:cs="맑은 고딕" w:eastAsia="맑은 고딕" w:hAnsi="맑은 고딕"/>
+          <w:sz w:val="22"/>
+          <w:szCs w:val="22"/>
+        </w:rPr>
+        <w:t xml:space="preserve">최근 30일 상향 30건, 하향 0건</w:t>
+      </w:r>
+    </w:p>
+    <w:p>
+      <w:pPr>
+        <w:spacing w:after="0"/>
+      </w:pPr>
+      <w:r>
+        <w:rPr>
+          <w:rFonts w:ascii="맑은 고딕" w:cs="맑은 고딕" w:eastAsia="맑은 고딕" w:hAnsi="맑은 고딕"/>
+          <w:sz w:val="22"/>
+          <w:szCs w:val="22"/>
+        </w:rPr>
+        <w:t xml:space="preserve"/>
+      </w:r>
+    </w:p>
+    <w:p>
+      <w:pPr>
+        <w:spacing w:after="120" w:line="300"/>
+      </w:pPr>
+      <w:r>
+        <w:rPr>
+          <w:rFonts w:ascii="맑은 고딕" w:cs="맑은 고딕" w:eastAsia="맑은 고딕" w:hAnsi="맑은 고딕"/>
+          <w:b w:val="false"/>
+          <w:bCs w:val="false"/>
+          <w:sz w:val="22"/>
+          <w:szCs w:val="22"/>
+        </w:rPr>
+        <w:t xml:space="preserve">이게 왜 중요하냐면, 앞서 말한 주가수익비율 6.31배의 분모가 바로 이 '내년 예상 이익'이기 때문입니다. 분모가 90일 만에 50퍼센트 뛰었으니 주가가 그대로여도 배수는 저절로 낮아집니다.</w:t>
+      </w:r>
+    </w:p>
+    <w:p>
+      <w:pPr>
+        <w:spacing w:after="120" w:line="300"/>
+      </w:pPr>
+      <w:r>
+        <w:rPr>
+          <w:rFonts w:ascii="맑은 고딕" w:cs="맑은 고딕" w:eastAsia="맑은 고딕" w:hAnsi="맑은 고딕"/>
+          <w:b/>
+          <w:bCs/>
+          <w:sz w:val="22"/>
+          <w:szCs w:val="22"/>
+        </w:rPr>
+        <w:t xml:space="preserve">즉 '싸 보이는 것'의 상당 부분은 실제로 싸진 게 아니라 기대치가 빠르게 올라간 결과입니다. 그리고 순환 산업에서는 값이 꺾일 때 주가보다 이 전망치가 먼저 꺾입니다. 상향 30건 대 하향 0건인 종목에서 나오는 첫 하향은, 배수가 몇 배인지보다 더 큰 사건입니다.</w:t>
+      </w:r>
+    </w:p>
+    <w:p>
+      <w:pPr>
+        <w:spacing w:after="0"/>
+      </w:pPr>
+      <w:r>
+        <w:rPr>
+          <w:rFonts w:ascii="맑은 고딕" w:cs="맑은 고딕" w:eastAsia="맑은 고딕" w:hAnsi="맑은 고딕"/>
+          <w:sz w:val="22"/>
+          <w:szCs w:val="22"/>
+        </w:rPr>
+        <w:t xml:space="preserve"/>
+      </w:r>
+    </w:p>
+    <w:p>
+      <w:pPr>
+        <w:spacing w:after="120" w:line="300"/>
+      </w:pPr>
+      <w:r>
+        <w:rPr>
+          <w:rFonts w:ascii="맑은 고딕" w:cs="맑은 고딕" w:eastAsia="맑은 고딕" w:hAnsi="맑은 고딕"/>
+          <w:b/>
+          <w:bCs/>
+          <w:sz w:val="22"/>
+          <w:szCs w:val="22"/>
+        </w:rPr>
         <w:t xml:space="preserve">반대 의견도 함께 적습니다.</w:t>
       </w:r>
     </w:p>
@@ -1401,6 +1684,132 @@
     </w:p>
     <w:p>
       <w:pPr>
+        <w:spacing w:after="120" w:line="300"/>
+      </w:pPr>
+      <w:r>
+        <w:rPr>
+          <w:rFonts w:ascii="맑은 고딕" w:cs="맑은 고딕" w:eastAsia="맑은 고딕" w:hAnsi="맑은 고딕"/>
+          <w:b/>
+          <w:bCs/>
+          <w:sz w:val="22"/>
+          <w:szCs w:val="22"/>
+        </w:rPr>
+        <w:t xml:space="preserve">그리고 돈이 도는 상황 자체는 나쁘지 않습니다.</w:t>
+      </w:r>
+    </w:p>
+    <w:p>
+      <w:pPr>
+        <w:spacing w:after="120" w:line="300"/>
+      </w:pPr>
+      <w:r>
+        <w:rPr>
+          <w:rFonts w:ascii="맑은 고딕" w:cs="맑은 고딕" w:eastAsia="맑은 고딕" w:hAnsi="맑은 고딕"/>
+          <w:b w:val="false"/>
+          <w:bCs w:val="false"/>
+          <w:sz w:val="22"/>
+          <w:szCs w:val="22"/>
+        </w:rPr>
+        <w:t xml:space="preserve">신용도가 낮은 기업이 돈을 빌릴 때 국채보다 얼마나 더 높은 이자를 내는지를 '하이일드 스프레드'라고 합니다. 벌어지면 시장이 위험을 피하는 중이고, 좁으면 돈이 편하게 도는 중입니다.</w:t>
+      </w:r>
+    </w:p>
+    <w:p>
+      <w:pPr>
+        <w:spacing w:after="0"/>
+      </w:pPr>
+      <w:r>
+        <w:rPr>
+          <w:rFonts w:ascii="맑은 고딕" w:cs="맑은 고딕" w:eastAsia="맑은 고딕" w:hAnsi="맑은 고딕"/>
+          <w:sz w:val="22"/>
+          <w:szCs w:val="22"/>
+        </w:rPr>
+        <w:t xml:space="preserve"/>
+      </w:r>
+    </w:p>
+    <w:p>
+      <w:pPr>
+        <w:spacing w:after="80" w:line="300"/>
+        <w:ind w:left="360"/>
+      </w:pPr>
+      <w:r>
+        <w:rPr>
+          <w:rFonts w:ascii="맑은 고딕" w:cs="맑은 고딕" w:eastAsia="맑은 고딕" w:hAnsi="맑은 고딕"/>
+          <w:sz w:val="22"/>
+          <w:szCs w:val="22"/>
+        </w:rPr>
+        <w:t xml:space="preserve">현재 2.69퍼센트</w:t>
+      </w:r>
+    </w:p>
+    <w:p>
+      <w:pPr>
+        <w:spacing w:after="80" w:line="300"/>
+        <w:ind w:left="360"/>
+      </w:pPr>
+      <w:r>
+        <w:rPr>
+          <w:rFonts w:ascii="맑은 고딕" w:cs="맑은 고딕" w:eastAsia="맑은 고딕" w:hAnsi="맑은 고딕"/>
+          <w:sz w:val="22"/>
+          <w:szCs w:val="22"/>
+        </w:rPr>
+        <w:t xml:space="preserve">최근 1년 최저치가 2.63퍼센트 — 거의 최저 수준</w:t>
+      </w:r>
+    </w:p>
+    <w:p>
+      <w:pPr>
+        <w:spacing w:after="80" w:line="300"/>
+        <w:ind w:left="360"/>
+      </w:pPr>
+      <w:r>
+        <w:rPr>
+          <w:rFonts w:ascii="맑은 고딕" w:cs="맑은 고딕" w:eastAsia="맑은 고딕" w:hAnsi="맑은 고딕"/>
+          <w:sz w:val="22"/>
+          <w:szCs w:val="22"/>
+        </w:rPr>
+        <w:t xml:space="preserve">최근 90일 동안 오히려 0.16퍼센트포인트 더 좁아짐</w:t>
+      </w:r>
+    </w:p>
+    <w:p>
+      <w:pPr>
+        <w:spacing w:after="0"/>
+      </w:pPr>
+      <w:r>
+        <w:rPr>
+          <w:rFonts w:ascii="맑은 고딕" w:cs="맑은 고딕" w:eastAsia="맑은 고딕" w:hAnsi="맑은 고딕"/>
+          <w:sz w:val="22"/>
+          <w:szCs w:val="22"/>
+        </w:rPr>
+        <w:t xml:space="preserve"/>
+      </w:r>
+    </w:p>
+    <w:p>
+      <w:pPr>
+        <w:spacing w:after="120" w:line="300"/>
+      </w:pPr>
+      <w:r>
+        <w:rPr>
+          <w:rFonts w:ascii="맑은 고딕" w:cs="맑은 고딕" w:eastAsia="맑은 고딕" w:hAnsi="맑은 고딕"/>
+          <w:b w:val="false"/>
+          <w:bCs w:val="false"/>
+          <w:sz w:val="22"/>
+          <w:szCs w:val="22"/>
+        </w:rPr>
+        <w:t xml:space="preserve">지금 신용 시장에는 긴장이 없습니다. 이건 앞으로 나쁜 소식이 나왔을 때 그게 시장 전체의 문제인지 개별 기업의 문제인지를 가르는 기준이 됩니다.</w:t>
+      </w:r>
+    </w:p>
+    <w:p>
+      <w:pPr>
+        <w:spacing w:after="0"/>
+      </w:pPr>
+      <w:r>
+        <w:rPr>
+          <w:rFonts w:ascii="맑은 고딕" w:cs="맑은 고딕" w:eastAsia="맑은 고딕" w:hAnsi="맑은 고딕"/>
+          <w:sz w:val="22"/>
+          <w:szCs w:val="22"/>
+        </w:rPr>
+        <w:t xml:space="preserve"/>
+      </w:r>
+    </w:p>
+    <w:p>
+      <w:pPr>
         <w:pStyle w:val="Heading1"/>
         <w:spacing w:after="160" w:before="320"/>
       </w:pPr>
@@ -2027,6 +2436,103 @@
           <w:szCs w:val="22"/>
         </w:rPr>
         <w:t xml:space="preserve">다섯째 항목에 덧붙일 것이 있습니다. 시놉시스라는 설계 소프트웨어 회사는 최근 12개월 성적이 시장 대비 마이너스 66.7퍼센트로 16년 만에 최악입니다. 다만 확인해 보니 그 원인은 반도체 경기가 아니라 이 회사 자체의 문제였습니다. 성장 전망 하향, 중국 매출 22퍼센트 감소, 350억 달러 규모 인수에 따른 회계 부담, 그리고 인공지능이 개방형 도구로 칩을 설계했다는 발표가 사업 모델을 위협한 것입니다. 반도체 경기 신호로 읽으면 안 됩니다.</w:t>
+      </w:r>
+    </w:p>
+    <w:p>
+      <w:pPr>
+        <w:spacing w:after="0"/>
+      </w:pPr>
+      <w:r>
+        <w:rPr>
+          <w:rFonts w:ascii="맑은 고딕" w:cs="맑은 고딕" w:eastAsia="맑은 고딕" w:hAnsi="맑은 고딕"/>
+          <w:sz w:val="22"/>
+          <w:szCs w:val="22"/>
+        </w:rPr>
+        <w:t xml:space="preserve"/>
+      </w:r>
+    </w:p>
+    <w:p>
+      <w:pPr>
+        <w:spacing w:after="120" w:line="300"/>
+      </w:pPr>
+      <w:r>
+        <w:rPr>
+          <w:rFonts w:ascii="맑은 고딕" w:cs="맑은 고딕" w:eastAsia="맑은 고딕" w:hAnsi="맑은 고딕"/>
+          <w:b/>
+          <w:bCs/>
+          <w:sz w:val="22"/>
+          <w:szCs w:val="22"/>
+        </w:rPr>
+        <w:t xml:space="preserve">이 리포트를 처음 쓴 뒤 추가로 확인한 것</w:t>
+      </w:r>
+    </w:p>
+    <w:p>
+      <w:pPr>
+        <w:spacing w:after="80" w:line="300"/>
+        <w:ind w:left="360"/>
+      </w:pPr>
+      <w:r>
+        <w:rPr>
+          <w:rFonts w:ascii="맑은 고딕" w:cs="맑은 고딕" w:eastAsia="맑은 고딕" w:hAnsi="맑은 고딕"/>
+          <w:sz w:val="22"/>
+          <w:szCs w:val="22"/>
+        </w:rPr>
+        <w:t xml:space="preserve">'직전 정점 59퍼센트'는 언론 인용이었습니다. 공시 원본 17년치로 직접 계산해 58.9퍼센트로 확인했습니다.</w:t>
+      </w:r>
+    </w:p>
+    <w:p>
+      <w:pPr>
+        <w:spacing w:after="80" w:line="300"/>
+        <w:ind w:left="360"/>
+      </w:pPr>
+      <w:r>
+        <w:rPr>
+          <w:rFonts w:ascii="맑은 고딕" w:cs="맑은 고딕" w:eastAsia="맑은 고딕" w:hAnsi="맑은 고딕"/>
+          <w:sz w:val="22"/>
+          <w:szCs w:val="22"/>
+        </w:rPr>
+        <w:t xml:space="preserve">애널리스트 전망치가 90일 만에 50퍼센트 상향된 것을 처음에는 보지 않았습니다. '싸 보이는 것'의 해석이 이 자료로 훨씬 분명해졌습니다.</w:t>
+      </w:r>
+    </w:p>
+    <w:p>
+      <w:pPr>
+        <w:spacing w:after="80" w:line="300"/>
+        <w:ind w:left="360"/>
+      </w:pPr>
+      <w:r>
+        <w:rPr>
+          <w:rFonts w:ascii="맑은 고딕" w:cs="맑은 고딕" w:eastAsia="맑은 고딕" w:hAnsi="맑은 고딕"/>
+          <w:sz w:val="22"/>
+          <w:szCs w:val="22"/>
+        </w:rPr>
+        <w:t xml:space="preserve">신용 시장 지표를 아예 보지 않았습니다. 확인 결과 긴장이 없습니다.</w:t>
+      </w:r>
+    </w:p>
+    <w:p>
+      <w:pPr>
+        <w:spacing w:after="80" w:line="300"/>
+        <w:ind w:left="360"/>
+      </w:pPr>
+      <w:r>
+        <w:rPr>
+          <w:rFonts w:ascii="맑은 고딕" w:cs="맑은 고딕" w:eastAsia="맑은 고딕" w:hAnsi="맑은 고딕"/>
+          <w:sz w:val="22"/>
+          <w:szCs w:val="22"/>
+        </w:rPr>
+        <w:t xml:space="preserve">옵션 시장이 이미 반영한 예상 변동폭을 보지 않았습니다. 구글은 실적 발표를 앞두고 플러스마이너스 7.1퍼센트였습니다.</w:t>
+      </w:r>
+    </w:p>
+    <w:p>
+      <w:pPr>
+        <w:spacing w:after="0"/>
+      </w:pPr>
+      <w:r>
+        <w:rPr>
+          <w:rFonts w:ascii="맑은 고딕" w:cs="맑은 고딕" w:eastAsia="맑은 고딕" w:hAnsi="맑은 고딕"/>
+          <w:sz w:val="22"/>
+          <w:szCs w:val="22"/>
+        </w:rPr>
+        <w:t xml:space="preserve"/>
       </w:r>
     </w:p>
     <w:p>
